--- a/Week-04/YuvaIntern_Week4_Data_Science_Executive_Report.docx
+++ b/Week-04/YuvaIntern_Week4_Data_Science_Executive_Report.docx
@@ -397,7 +397,7 @@
       <w:r>
         <w:drawing>
           <wp:inline xmlns:a="http://schemas.openxmlformats.org/drawingml/2006/main" xmlns:pic="http://schemas.openxmlformats.org/drawingml/2006/picture">
-            <wp:extent cx="5852160" cy="3676703"/>
+            <wp:extent cx="5852160" cy="3678586"/>
             <wp:docPr id="1" name="Picture 1"/>
             <wp:cNvGraphicFramePr>
               <a:graphicFrameLocks noChangeAspect="1"/>
@@ -418,7 +418,7 @@
                   <pic:spPr>
                     <a:xfrm>
                       <a:off x="0" y="0"/>
-                      <a:ext cx="5852160" cy="3676703"/>
+                      <a:ext cx="5852160" cy="3678586"/>
                     </a:xfrm>
                     <a:prstGeom prst="rect"/>
                   </pic:spPr>
@@ -689,7 +689,7 @@
       <w:r>
         <w:drawing>
           <wp:inline xmlns:a="http://schemas.openxmlformats.org/drawingml/2006/main" xmlns:pic="http://schemas.openxmlformats.org/drawingml/2006/picture">
-            <wp:extent cx="5852160" cy="3357053"/>
+            <wp:extent cx="5852160" cy="3374492"/>
             <wp:docPr id="2" name="Picture 2"/>
             <wp:cNvGraphicFramePr>
               <a:graphicFrameLocks noChangeAspect="1"/>
@@ -710,7 +710,7 @@
                   <pic:spPr>
                     <a:xfrm>
                       <a:off x="0" y="0"/>
-                      <a:ext cx="5852160" cy="3357053"/>
+                      <a:ext cx="5852160" cy="3374492"/>
                     </a:xfrm>
                     <a:prstGeom prst="rect"/>
                   </pic:spPr>
@@ -1733,7 +1733,7 @@
       <w:r>
         <w:drawing>
           <wp:inline xmlns:a="http://schemas.openxmlformats.org/drawingml/2006/main" xmlns:pic="http://schemas.openxmlformats.org/drawingml/2006/picture">
-            <wp:extent cx="5852160" cy="3288230"/>
+            <wp:extent cx="5852160" cy="3287398"/>
             <wp:docPr id="5" name="Picture 5"/>
             <wp:cNvGraphicFramePr>
               <a:graphicFrameLocks noChangeAspect="1"/>
@@ -1754,7 +1754,7 @@
                   <pic:spPr>
                     <a:xfrm>
                       <a:off x="0" y="0"/>
-                      <a:ext cx="5852160" cy="3288230"/>
+                      <a:ext cx="5852160" cy="3287398"/>
                     </a:xfrm>
                     <a:prstGeom prst="rect"/>
                   </pic:spPr>
